--- a/assets/CLAUDE-md-questionnaire-RCP.docx
+++ b/assets/CLAUDE-md-questionnaire-RCP.docx
@@ -3563,7 +3563,7 @@
           <w:sz w:val="18"/>
           <w:szCs w:val="18"/>
         </w:rPr>
-        <w:t xml:space="preserve">Rubens Capital Partners  ·  AI Integration  ·  Confidential</w:t>
+        <w:t xml:space="preserve">Rubens Capital Partners  ·  AI Integration</w:t>
       </w:r>
     </w:p>
     <w:sectPr>
